--- a/Testing.docx
+++ b/Testing.docx
@@ -357,6 +357,12 @@
         </w:rPr>
         <w:t xml:space="preserve"> </w:t>
       </w:r>
+      <w:r>
+        <w:t>20/08</w:t>
+      </w:r>
+      <w:r>
+        <w:t>/2026</w:t>
+      </w:r>
     </w:p>
     <w:p>
       <w:r>
@@ -373,8 +379,79 @@
         </w:rPr>
         <w:t xml:space="preserve"> </w:t>
       </w:r>
-    </w:p>
-    <w:p>
+      <w:r>
+        <w:t xml:space="preserve">Mobile users </w:t>
+      </w:r>
+      <w:proofErr w:type="gramStart"/>
+      <w:r>
+        <w:t>are able to</w:t>
+      </w:r>
+      <w:proofErr w:type="gramEnd"/>
+      <w:r>
+        <w:t xml:space="preserve"> switch tabs</w:t>
+      </w:r>
+      <w:r>
+        <w:t xml:space="preserve"> smoothly</w:t>
+      </w:r>
+    </w:p>
+    <w:p>
+      <w:r>
+        <w:drawing>
+          <wp:anchor distT="0" distB="0" distL="114300" distR="114300" simplePos="0" relativeHeight="251658240" behindDoc="0" locked="0" layoutInCell="1" allowOverlap="1" wp14:anchorId="2A8AF387" wp14:editId="186FEADB">
+            <wp:simplePos x="0" y="0"/>
+            <wp:positionH relativeFrom="margin">
+              <wp:align>right</wp:align>
+            </wp:positionH>
+            <wp:positionV relativeFrom="paragraph">
+              <wp:posOffset>3175</wp:posOffset>
+            </wp:positionV>
+            <wp:extent cx="2833370" cy="2204720"/>
+            <wp:effectExtent l="0" t="0" r="5080" b="5080"/>
+            <wp:wrapSquare wrapText="bothSides"/>
+            <wp:docPr id="1741644129" name="Picture 1"/>
+            <wp:cNvGraphicFramePr>
+              <a:graphicFrameLocks xmlns:a="http://schemas.openxmlformats.org/drawingml/2006/main" noChangeAspect="1"/>
+            </wp:cNvGraphicFramePr>
+            <a:graphic xmlns:a="http://schemas.openxmlformats.org/drawingml/2006/main">
+              <a:graphicData uri="http://schemas.openxmlformats.org/drawingml/2006/picture">
+                <pic:pic xmlns:pic="http://schemas.openxmlformats.org/drawingml/2006/picture">
+                  <pic:nvPicPr>
+                    <pic:cNvPr id="1741644129" name=""/>
+                    <pic:cNvPicPr/>
+                  </pic:nvPicPr>
+                  <pic:blipFill>
+                    <a:blip r:embed="rId7" cstate="print">
+                      <a:extLst>
+                        <a:ext uri="{28A0092B-C50C-407E-A947-70E740481C1C}">
+                          <a14:useLocalDpi xmlns:a14="http://schemas.microsoft.com/office/drawing/2010/main" val="0"/>
+                        </a:ext>
+                      </a:extLst>
+                    </a:blip>
+                    <a:stretch>
+                      <a:fillRect/>
+                    </a:stretch>
+                  </pic:blipFill>
+                  <pic:spPr>
+                    <a:xfrm>
+                      <a:off x="0" y="0"/>
+                      <a:ext cx="2833370" cy="2204720"/>
+                    </a:xfrm>
+                    <a:prstGeom prst="rect">
+                      <a:avLst/>
+                    </a:prstGeom>
+                  </pic:spPr>
+                </pic:pic>
+              </a:graphicData>
+            </a:graphic>
+            <wp14:sizeRelH relativeFrom="margin">
+              <wp14:pctWidth>0</wp14:pctWidth>
+            </wp14:sizeRelH>
+            <wp14:sizeRelV relativeFrom="margin">
+              <wp14:pctHeight>0</wp14:pctHeight>
+            </wp14:sizeRelV>
+          </wp:anchor>
+        </w:drawing>
+      </w:r>
       <w:r>
         <w:rPr>
           <w:b/>
@@ -389,14 +466,34 @@
         </w:rPr>
         <w:t xml:space="preserve"> </w:t>
       </w:r>
-    </w:p>
-    <w:p>
-      <w:pPr>
-        <w:rPr>
-          <w:b/>
-          <w:bCs/>
-        </w:rPr>
-      </w:pPr>
+      <w:r>
+        <w:t>Fail. Switching tabs causes the MIDI to</w:t>
+      </w:r>
+      <w:r>
+        <w:t xml:space="preserve"> freeze briefly. I believe this is due to the need for </w:t>
+      </w:r>
+      <w:proofErr w:type="spellStart"/>
+      <w:r>
+        <w:t>NiceGUI</w:t>
+      </w:r>
+      <w:proofErr w:type="spellEnd"/>
+      <w:r>
+        <w:t xml:space="preserve"> to redraw the page every time</w:t>
+      </w:r>
+      <w:r>
+        <w:rPr>
+          <w:u w:val="single"/>
+        </w:rPr>
+        <w:t xml:space="preserve"> </w:t>
+      </w:r>
+      <w:r>
+        <w:t>a new page is opened</w:t>
+      </w:r>
+      <w:r>
+        <w:t xml:space="preserve">. </w:t>
+      </w:r>
+    </w:p>
+    <w:p>
       <w:r>
         <w:rPr>
           <w:b/>
@@ -404,6 +501,110 @@
         </w:rPr>
         <w:t>Changes made:</w:t>
       </w:r>
+      <w:r>
+        <w:rPr>
+          <w:b/>
+          <w:bCs/>
+        </w:rPr>
+        <w:t xml:space="preserve"> </w:t>
+      </w:r>
+      <w:r>
+        <w:t>Made the program draw all three pages from the beginning. Then hiding and unhiding them according to which tab is open.</w:t>
+      </w:r>
+      <w:r>
+        <w:t xml:space="preserve"> </w:t>
+      </w:r>
+      <w:r>
+        <w:t xml:space="preserve">This means that the program only </w:t>
+      </w:r>
+      <w:proofErr w:type="gramStart"/>
+      <w:r>
+        <w:t>has to</w:t>
+      </w:r>
+      <w:proofErr w:type="gramEnd"/>
+      <w:r>
+        <w:t xml:space="preserve"> draw the pages once and not every time the user changes tabs</w:t>
+      </w:r>
+    </w:p>
+    <w:p/>
+    <w:p>
+      <w:pPr>
+        <w:rPr>
+          <w:b/>
+          <w:bCs/>
+        </w:rPr>
+      </w:pPr>
+    </w:p>
+    <w:p>
+      <w:r>
+        <w:rPr>
+          <w:b/>
+          <w:bCs/>
+        </w:rPr>
+        <w:t>Date:</w:t>
+      </w:r>
+      <w:r>
+        <w:rPr>
+          <w:b/>
+          <w:bCs/>
+        </w:rPr>
+        <w:t xml:space="preserve"> </w:t>
+      </w:r>
+    </w:p>
+    <w:p>
+      <w:r>
+        <w:rPr>
+          <w:b/>
+          <w:bCs/>
+        </w:rPr>
+        <w:t>What’s being tested:</w:t>
+      </w:r>
+      <w:r>
+        <w:rPr>
+          <w:b/>
+          <w:bCs/>
+        </w:rPr>
+        <w:t xml:space="preserve"> </w:t>
+      </w:r>
+    </w:p>
+    <w:p>
+      <w:r>
+        <w:rPr>
+          <w:b/>
+          <w:bCs/>
+        </w:rPr>
+        <w:t>Pass/Fail:</w:t>
+      </w:r>
+      <w:r>
+        <w:rPr>
+          <w:b/>
+          <w:bCs/>
+        </w:rPr>
+        <w:t xml:space="preserve"> </w:t>
+      </w:r>
+    </w:p>
+    <w:p>
+      <w:pPr>
+        <w:rPr>
+          <w:b/>
+          <w:bCs/>
+        </w:rPr>
+      </w:pPr>
+      <w:r>
+        <w:rPr>
+          <w:b/>
+          <w:bCs/>
+        </w:rPr>
+        <w:t>Changes made:</w:t>
+      </w:r>
+    </w:p>
+    <w:p>
+      <w:pPr>
+        <w:rPr>
+          <w:b/>
+          <w:bCs/>
+        </w:rPr>
+      </w:pPr>
     </w:p>
     <w:p/>
     <w:sectPr>
